--- a/Career-Roadmap/CV/cv-systems-rust.docx
+++ b/Career-Roadmap/CV/cv-systems-rust.docx
@@ -668,7 +668,7 @@
           <w:i w:val="0"/>
           <w:sz w:val="20"/>
         </w:rPr>
-        <w:t xml:space="preserve"> (measured) by moving serial I/O off the UI thread; added remote control and firmware updates through a Node.js/MongoDB backend.</w:t>
+        <w:t xml:space="preserve"> (measured) with async I/O and background threads; added remote control and firmware updates through a Node.js/MongoDB backend.</w:t>
       </w:r>
     </w:p>
     <w:p>

--- a/Career-Roadmap/CV/cv-systems-rust.docx
+++ b/Career-Roadmap/CV/cv-systems-rust.docx
@@ -668,7 +668,7 @@
           <w:i w:val="0"/>
           <w:sz w:val="20"/>
         </w:rPr>
-        <w:t xml:space="preserve"> (measured) with async I/O and background threads; added remote control and firmware updates through a Node.js/MongoDB backend.</w:t>
+        <w:t xml:space="preserve"> (measured) with asyncio and background threads; added remote control and firmware updates through a Node.js/MongoDB backend.</w:t>
       </w:r>
     </w:p>
     <w:p>
@@ -1237,7 +1237,7 @@
           <w:i w:val="0"/>
           <w:sz w:val="20"/>
         </w:rPr>
-        <w:t>Rust, C, C++ (modern), Python, Bash, JavaScript (Node.js)</w:t>
+        <w:t>Rust, C, C++ (modern), Python (asyncio), Bash, JavaScript (Node.js)</w:t>
       </w:r>
     </w:p>
     <w:p>

--- a/Career-Roadmap/CV/cv-systems-rust.docx
+++ b/Career-Roadmap/CV/cv-systems-rust.docx
@@ -650,25 +650,7 @@
           <w:i w:val="0"/>
           <w:sz w:val="20"/>
         </w:rPr>
-        <w:t xml:space="preserve">Built the PyQt5 desktop control app, cutting CPU usage and latency by </w:t>
-      </w:r>
-      <w:r>
-        <w:rPr>
-          <w:rFonts w:ascii="Calibri" w:hAnsi="Calibri"/>
-          <w:b/>
-          <w:i w:val="0"/>
-          <w:sz w:val="20"/>
-        </w:rPr>
-        <w:t>about 40%</w:t>
-      </w:r>
-      <w:r>
-        <w:rPr>
-          <w:rFonts w:ascii="Calibri" w:hAnsi="Calibri"/>
-          <w:b w:val="0"/>
-          <w:i w:val="0"/>
-          <w:sz w:val="20"/>
-        </w:rPr>
-        <w:t xml:space="preserve"> (measured) with asyncio and background threads; added remote control and firmware updates through a Node.js/MongoDB backend.</w:t>
+        <w:t>Built the PyQt5 desktop control app, cutting CPU usage and latency by about 40% (measured) using asyncio to wait for ESP32 and server messages concurrently; added remote control and firmware updates through a Node.js/MongoDB backend.</w:t>
       </w:r>
     </w:p>
     <w:p>

--- a/Career-Roadmap/CV/cv-systems-rust.docx
+++ b/Career-Roadmap/CV/cv-systems-rust.docx
@@ -1219,7 +1219,7 @@
           <w:i w:val="0"/>
           <w:sz w:val="20"/>
         </w:rPr>
-        <w:t>Rust, C, C++ (modern), Python (asyncio), Bash, JavaScript (Node.js)</w:t>
+        <w:t>Rust, C, Modern C++, Python (asyncio), Bash, JavaScript (Node.js)</w:t>
       </w:r>
     </w:p>
     <w:p>

--- a/Career-Roadmap/CV/cv-systems-rust.docx
+++ b/Career-Roadmap/CV/cv-systems-rust.docx
@@ -122,7 +122,7 @@
           <w:i w:val="0"/>
           <w:sz w:val="20"/>
         </w:rPr>
-        <w:t>Systems software engineer working in Rust, C and modern C++ on Linux. Completed Google Summer of Code 2026 with The Linux Foundation (OpenPrinting), building the Printers page for COSMIC Settings and landing 7 PRs upstream in cups-rs and libcups. Comfortable with FFI, IPC, async code and maintainer code review.</w:t>
+        <w:t>Systems software engineer working in Rust, C and modern C++ on Linux. Completed Google Summer of Code 2026 with The Linux Foundation (OpenPrinting), building the Printers page for COSMIC Settings and landing 7 PRs upstream in cups-rs and libcups. Comfortable with FFI, IPC, async code and upstream code review.</w:t>
       </w:r>
     </w:p>
     <w:p>
@@ -349,7 +349,7 @@
           <w:i w:val="0"/>
           <w:sz w:val="20"/>
         </w:rPr>
-        <w:t>-client</w:t>
+        <w:t>printers-client</w:t>
       </w:r>
       <w:r>
         <w:rPr>
@@ -367,7 +367,7 @@
           <w:i w:val="0"/>
           <w:sz w:val="20"/>
         </w:rPr>
-        <w:t>-server</w:t>
+        <w:t>printers-server</w:t>
       </w:r>
       <w:r>
         <w:rPr>
@@ -376,7 +376,7 @@
           <w:i w:val="0"/>
           <w:sz w:val="20"/>
         </w:rPr>
-        <w:t xml:space="preserve"> (CUPS, IPP, DNS-SD backend), </w:t>
+        <w:t xml:space="preserve"> (CUPS/IPP), </w:t>
       </w:r>
       <w:r>
         <w:rPr>
@@ -385,7 +385,7 @@
           <w:i w:val="0"/>
           <w:sz w:val="20"/>
         </w:rPr>
-        <w:t>-ui</w:t>
+        <w:t>printers-ui</w:t>
       </w:r>
       <w:r>
         <w:rPr>
@@ -394,7 +394,7 @@
           <w:i w:val="0"/>
           <w:sz w:val="20"/>
         </w:rPr>
-        <w:t xml:space="preserve"> (iced/libcosmic) and </w:t>
+        <w:t xml:space="preserve"> (iced) and </w:t>
       </w:r>
       <w:r>
         <w:rPr>
@@ -403,7 +403,7 @@
           <w:i w:val="0"/>
           <w:sz w:val="20"/>
         </w:rPr>
-        <w:t>-app</w:t>
+        <w:t>printers-app</w:t>
       </w:r>
       <w:r>
         <w:rPr>
@@ -1006,7 +1006,7 @@
           <w:i w:val="0"/>
           <w:sz w:val="20"/>
         </w:rPr>
-        <w:t xml:space="preserve"> socket option for IPv4 across 6 networking modules (</w:t>
+        <w:t xml:space="preserve"> socket option for IPv4 in 6 networking modules (</w:t>
       </w:r>
       <w:hyperlink r:id="rId19">
         <w:r>
@@ -1352,7 +1352,7 @@
           <w:i w:val="0"/>
           <w:sz w:val="20"/>
         </w:rPr>
-        <w:t>IEEE student branch Treasurer: managed a budget of more than $10k.</w:t>
+        <w:t>Treasurer, IEEE Student Branch, Minia University: managed a budget of more than $10k.</w:t>
       </w:r>
     </w:p>
     <w:p>

--- a/Career-Roadmap/CV/cv-systems-rust.docx
+++ b/Career-Roadmap/CV/cv-systems-rust.docx
@@ -734,7 +734,7 @@
           <w:i w:val="0"/>
           <w:sz w:val="20"/>
         </w:rPr>
-        <w:t>Built Linux images with Yocto and Buildroot and wrote a Linux kernel module; worked with device trees, root file systems and hardware flashing.</w:t>
+        <w:t>Built Linux images with Yocto and Buildroot and wrote a Linux kernel module; worked with device trees, root file systems and hardware flashing. Scored 100% in the final evaluation.</w:t>
       </w:r>
     </w:p>
     <w:p>

--- a/Career-Roadmap/CV/cv-systems-rust.docx
+++ b/Career-Roadmap/CV/cv-systems-rust.docx
@@ -122,7 +122,7 @@
           <w:i w:val="0"/>
           <w:sz w:val="20"/>
         </w:rPr>
-        <w:t>Systems software engineer working in Rust, C and modern C++ on Linux. Completed Google Summer of Code 2026 with The Linux Foundation (OpenPrinting), building the Printers page for COSMIC Settings and landing 7 PRs upstream in cups-rs and libcups. Comfortable with FFI, IPC, async code and upstream code review.</w:t>
+        <w:t>Systems software engineer working in Rust, C and modern C++ on Linux. Google Summer of Code 2026 contributor with The Linux Foundation (OpenPrinting): built the Printers page for COSMIC Settings and landed 7 PRs upstream in cups-rs and libcups. Comfortable with FFI, IPC, async code and upstream code review.</w:t>
       </w:r>
     </w:p>
     <w:p>
@@ -146,7 +146,7 @@
           <w:color w:val="1B2A47"/>
           <w:sz w:val="20"/>
         </w:rPr>
-        <w:t>Software Developer (Google Summer of Code)</w:t>
+        <w:t>Google Summer of Code Contributor</w:t>
       </w:r>
       <w:r>
         <w:rPr>
@@ -166,7 +166,7 @@
           <w:color w:val="1B2A47"/>
           <w:sz w:val="20"/>
         </w:rPr>
-        <w:t>The Linux Foundation / OpenPrinting</w:t>
+        <w:t>The Linux Foundation (OpenPrinting)</w:t>
       </w:r>
       <w:r>
         <w:rPr>
@@ -202,7 +202,7 @@
           <w:color w:val="4A5568"/>
           <w:sz w:val="19"/>
         </w:rPr>
-        <w:t xml:space="preserve">Google Summer of Code (GSoC) 2026: Printers page for COSMIC Settings, in Rust; passed the final evaluation  |  </w:t>
+        <w:t xml:space="preserve">Open-source project: Printers page for COSMIC Settings, in Rust; passed the final evaluation  |  </w:t>
       </w:r>
       <w:hyperlink r:id="rId12">
         <w:r>

--- a/Career-Roadmap/CV/cv-systems-rust.docx
+++ b/Career-Roadmap/CV/cv-systems-rust.docx
@@ -594,7 +594,7 @@
           <w:color w:val="4A5568"/>
           <w:sz w:val="19"/>
         </w:rPr>
-        <w:t>Sole software engineer for 3-DoF and 6-DoF pneumatic motion simulators</w:t>
+        <w:t>Software for 3-DoF and 6-DoF pneumatic motion simulators</w:t>
       </w:r>
     </w:p>
     <w:p>

--- a/Career-Roadmap/CV/cv-systems-rust.docx
+++ b/Career-Roadmap/CV/cv-systems-rust.docx
@@ -650,7 +650,7 @@
           <w:i w:val="0"/>
           <w:sz w:val="20"/>
         </w:rPr>
-        <w:t>Built the PyQt5 desktop control app, cutting CPU usage and latency by about 40% (measured) using asyncio to wait for ESP32 and server messages concurrently; added remote control and firmware updates through a Node.js/MongoDB backend.</w:t>
+        <w:t>Developed the PyQt5 desktop control app, cutting CPU usage and latency by about 40% (measured) using asyncio to wait for ESP32 and server messages concurrently; added remote control and firmware updates through a Node.js/MongoDB backend.</w:t>
       </w:r>
     </w:p>
     <w:p>
@@ -734,7 +734,7 @@
           <w:i w:val="0"/>
           <w:sz w:val="20"/>
         </w:rPr>
-        <w:t>Built Linux images with Yocto and Buildroot and wrote a Linux kernel module; worked with device trees, root file systems and hardware flashing. Scored 100% in the final evaluation.</w:t>
+        <w:t>Created custom Linux images with Yocto and Buildroot and wrote a Linux kernel module; worked with device trees, root file systems and hardware flashing. Scored 100% in the final evaluation.</w:t>
       </w:r>
     </w:p>
     <w:p>
@@ -758,7 +758,7 @@
           <w:color w:val="1B2A47"/>
           <w:sz w:val="20"/>
         </w:rPr>
-        <w:t>Upstream contributions — OpenPrinting cups-rs (Rust) and libcups (C)</w:t>
+        <w:t>Upstream contributions (all accepted) — OpenPrinting cups-rs (Rust) and libcups (C)</w:t>
       </w:r>
       <w:r>
         <w:rPr>
@@ -842,7 +842,7 @@
           <w:i w:val="0"/>
           <w:sz w:val="20"/>
         </w:rPr>
-        <w:t>, merged).</w:t>
+        <w:t>).</w:t>
       </w:r>
     </w:p>
     <w:p>
@@ -924,7 +924,7 @@
           <w:i w:val="0"/>
           <w:sz w:val="20"/>
         </w:rPr>
-        <w:t>, merged).</w:t>
+        <w:t>).</w:t>
       </w:r>
     </w:p>
     <w:p>
@@ -940,7 +940,7 @@
           <w:color w:val="1B2A47"/>
           <w:sz w:val="20"/>
         </w:rPr>
-        <w:t>Contributor — Zephyr RTOS, Boa JavaScript engine (Rust), Rust Clippy</w:t>
+        <w:t>Contributor (all merged) — Zephyr RTOS, Boa JavaScript engine (Rust), Rust Clippy</w:t>
       </w:r>
       <w:r>
         <w:rPr>
@@ -1024,7 +1024,7 @@
           <w:i w:val="0"/>
           <w:sz w:val="20"/>
         </w:rPr>
-        <w:t>, merged).</w:t>
+        <w:t>).</w:t>
       </w:r>
     </w:p>
     <w:p>
@@ -1088,7 +1088,7 @@
           <w:i w:val="0"/>
           <w:sz w:val="20"/>
         </w:rPr>
-        <w:t>, merged).</w:t>
+        <w:t>).</w:t>
       </w:r>
     </w:p>
     <w:p>
@@ -1188,7 +1188,7 @@
           <w:i w:val="0"/>
           <w:sz w:val="20"/>
         </w:rPr>
-        <w:t>, merged).</w:t>
+        <w:t>).</w:t>
       </w:r>
     </w:p>
     <w:p>
@@ -1444,7 +1444,7 @@
           <w:i w:val="0"/>
           <w:sz w:val="20"/>
         </w:rPr>
-        <w:t>Grade: Very Good with Honors. Graduation project: AUTOSAR-based V2X vehicle on STM32; built the firmware update path and a dual-bank bootloader with rollback.</w:t>
+        <w:t>Grade: Very Good with Honors. Graduation project: AUTOSAR-based V2X vehicle on STM32; implemented the firmware update path and a dual-bank bootloader with rollback.</w:t>
       </w:r>
     </w:p>
     <w:sectPr>

--- a/Career-Roadmap/CV/cv-systems-rust.docx
+++ b/Career-Roadmap/CV/cv-systems-rust.docx
@@ -806,7 +806,7 @@
           <w:i w:val="0"/>
           <w:sz w:val="20"/>
         </w:rPr>
-        <w:t xml:space="preserve">cups-rs: ported to libcups3 with CUPS 2 and CUPS 3 builds and CI; added IPP management operations, Printer Application support, connections by IP/port, </w:t>
+        <w:t xml:space="preserve">cups-rs: ported to libcups3 with CUPS 2 and CUPS 3 builds and CI; added IPP management operations, Printer Application support, IP/port connections, </w:t>
       </w:r>
       <w:r>
         <w:rPr>
@@ -824,7 +824,7 @@
           <w:i w:val="0"/>
           <w:sz w:val="20"/>
         </w:rPr>
-        <w:t xml:space="preserve"> support and FFI bindings for the libcups3 DNS-SD API (</w:t>
+        <w:t xml:space="preserve"> and FFI bindings for the libcups3 DNS-SD API (</w:t>
       </w:r>
       <w:hyperlink r:id="rId16">
         <w:r>
@@ -1196,6 +1196,106 @@
         <w:pStyle w:val="Heading1"/>
       </w:pPr>
       <w:r>
+        <w:t>PROJECTS</w:t>
+      </w:r>
+    </w:p>
+    <w:p>
+      <w:pPr>
+        <w:tabs>
+          <w:tab w:pos="259" w:val="left"/>
+        </w:tabs>
+        <w:spacing w:before="0" w:after="0" w:line="240" w:lineRule="auto"/>
+        <w:ind w:left="259" w:hanging="187"/>
+      </w:pPr>
+      <w:r>
+        <w:rPr>
+          <w:rFonts w:ascii="Calibri" w:hAnsi="Calibri"/>
+          <w:b w:val="0"/>
+          <w:i w:val="0"/>
+          <w:sz w:val="20"/>
+        </w:rPr>
+        <w:t>•</w:t>
+        <w:tab/>
+      </w:r>
+      <w:r>
+        <w:rPr>
+          <w:rFonts w:ascii="Calibri" w:hAnsi="Calibri"/>
+          <w:b/>
+          <w:i w:val="0"/>
+          <w:sz w:val="20"/>
+        </w:rPr>
+        <w:t>IoT Device Communication System</w:t>
+      </w:r>
+      <w:r>
+        <w:rPr>
+          <w:rFonts w:ascii="Calibri" w:hAnsi="Calibri"/>
+          <w:b w:val="0"/>
+          <w:i w:val="0"/>
+          <w:sz w:val="20"/>
+        </w:rPr>
+        <w:t xml:space="preserve"> (C++, Raspberry Pi 4, QEMU, Yocto): TCP unicast and UDP multicast framework between a Pi server and emulated clients. </w:t>
+      </w:r>
+      <w:hyperlink r:id="rId22">
+        <w:r>
+          <w:rPr>
+            <w:color w:val="1F5FA8"/>
+            <w:sz w:val="20"/>
+          </w:rPr>
+          <w:t xml:space="preserve">GitHub</w:t>
+        </w:r>
+      </w:hyperlink>
+    </w:p>
+    <w:p>
+      <w:pPr>
+        <w:tabs>
+          <w:tab w:pos="259" w:val="left"/>
+        </w:tabs>
+        <w:spacing w:before="0" w:after="0" w:line="240" w:lineRule="auto"/>
+        <w:ind w:left="259" w:hanging="187"/>
+      </w:pPr>
+      <w:r>
+        <w:rPr>
+          <w:rFonts w:ascii="Calibri" w:hAnsi="Calibri"/>
+          <w:b w:val="0"/>
+          <w:i w:val="0"/>
+          <w:sz w:val="20"/>
+        </w:rPr>
+        <w:t>•</w:t>
+        <w:tab/>
+      </w:r>
+      <w:r>
+        <w:rPr>
+          <w:rFonts w:ascii="Calibri" w:hAnsi="Calibri"/>
+          <w:b/>
+          <w:i w:val="0"/>
+          <w:sz w:val="20"/>
+        </w:rPr>
+        <w:t>Operating System Simulator</w:t>
+      </w:r>
+      <w:r>
+        <w:rPr>
+          <w:rFonts w:ascii="Calibri" w:hAnsi="Calibri"/>
+          <w:b w:val="0"/>
+          <w:i w:val="0"/>
+          <w:sz w:val="20"/>
+        </w:rPr>
+        <w:t xml:space="preserve"> (Java): CLI simulating scheduling, memory management, system calls and locks. </w:t>
+      </w:r>
+      <w:hyperlink r:id="rId23">
+        <w:r>
+          <w:rPr>
+            <w:color w:val="1F5FA8"/>
+            <w:sz w:val="20"/>
+          </w:rPr>
+          <w:t xml:space="preserve">GitHub</w:t>
+        </w:r>
+      </w:hyperlink>
+    </w:p>
+    <w:p>
+      <w:pPr>
+        <w:pStyle w:val="Heading1"/>
+      </w:pPr>
+      <w:r>
         <w:t>TECHNICAL SKILLS</w:t>
       </w:r>
     </w:p>
@@ -1296,70 +1396,6 @@
         <w:pStyle w:val="Heading1"/>
       </w:pPr>
       <w:r>
-        <w:t>ACHIEVEMENTS</w:t>
-      </w:r>
-    </w:p>
-    <w:p>
-      <w:pPr>
-        <w:tabs>
-          <w:tab w:pos="259" w:val="left"/>
-        </w:tabs>
-        <w:spacing w:before="0" w:after="0" w:line="240" w:lineRule="auto"/>
-        <w:ind w:left="259" w:hanging="187"/>
-      </w:pPr>
-      <w:r>
-        <w:rPr>
-          <w:rFonts w:ascii="Calibri" w:hAnsi="Calibri"/>
-          <w:b w:val="0"/>
-          <w:i w:val="0"/>
-          <w:sz w:val="20"/>
-        </w:rPr>
-        <w:t>•</w:t>
-        <w:tab/>
-      </w:r>
-      <w:r>
-        <w:rPr>
-          <w:rFonts w:ascii="Calibri" w:hAnsi="Calibri"/>
-          <w:b w:val="0"/>
-          <w:i w:val="0"/>
-          <w:sz w:val="20"/>
-        </w:rPr>
-        <w:t>Codeforces Expert (handle _Khalifa); 4-time ECPC finalist, 2021–2024 (Egyptian Collegiate Programming Contest).</w:t>
-      </w:r>
-    </w:p>
-    <w:p>
-      <w:pPr>
-        <w:tabs>
-          <w:tab w:pos="259" w:val="left"/>
-        </w:tabs>
-        <w:spacing w:before="0" w:after="0" w:line="240" w:lineRule="auto"/>
-        <w:ind w:left="259" w:hanging="187"/>
-      </w:pPr>
-      <w:r>
-        <w:rPr>
-          <w:rFonts w:ascii="Calibri" w:hAnsi="Calibri"/>
-          <w:b w:val="0"/>
-          <w:i w:val="0"/>
-          <w:sz w:val="20"/>
-        </w:rPr>
-        <w:t>•</w:t>
-        <w:tab/>
-      </w:r>
-      <w:r>
-        <w:rPr>
-          <w:rFonts w:ascii="Calibri" w:hAnsi="Calibri"/>
-          <w:b w:val="0"/>
-          <w:i w:val="0"/>
-          <w:sz w:val="20"/>
-        </w:rPr>
-        <w:t>Treasurer, IEEE Student Branch, Minia University: managed a budget of more than $10k.</w:t>
-      </w:r>
-    </w:p>
-    <w:p>
-      <w:pPr>
-        <w:pStyle w:val="Heading1"/>
-      </w:pPr>
-      <w:r>
         <w:t>EDUCATION</w:t>
       </w:r>
     </w:p>
@@ -1444,7 +1480,35 @@
           <w:i w:val="0"/>
           <w:sz w:val="20"/>
         </w:rPr>
-        <w:t>Grade: Very Good with Honors. Graduation project: AUTOSAR-based V2X vehicle on STM32; implemented the firmware update path and a dual-bank bootloader with rollback.</w:t>
+        <w:t>Grade: Very Good with Honors. Graduation project: AUTOSAR V2X vehicle on STM32 with a dual-bank bootloader.</w:t>
+      </w:r>
+    </w:p>
+    <w:p>
+      <w:pPr>
+        <w:tabs>
+          <w:tab w:pos="259" w:val="left"/>
+        </w:tabs>
+        <w:spacing w:before="0" w:after="0" w:line="240" w:lineRule="auto"/>
+        <w:ind w:left="259" w:hanging="187"/>
+      </w:pPr>
+      <w:r>
+        <w:rPr>
+          <w:rFonts w:ascii="Calibri" w:hAnsi="Calibri"/>
+          <w:b w:val="0"/>
+          <w:i w:val="0"/>
+          <w:sz w:val="20"/>
+        </w:rPr>
+        <w:t>•</w:t>
+        <w:tab/>
+      </w:r>
+      <w:r>
+        <w:rPr>
+          <w:rFonts w:ascii="Calibri" w:hAnsi="Calibri"/>
+          <w:b w:val="0"/>
+          <w:i w:val="0"/>
+          <w:sz w:val="20"/>
+        </w:rPr>
+        <w:t>Activities: Codeforces Expert; 4-time ECPC finalist (2021–2024); Treasurer, IEEE Student Branch.</w:t>
       </w:r>
     </w:p>
     <w:sectPr>

--- a/Career-Roadmap/CV/cv-systems-rust.docx
+++ b/Career-Roadmap/CV/cv-systems-rust.docx
@@ -1224,7 +1224,7 @@
           <w:i w:val="0"/>
           <w:sz w:val="20"/>
         </w:rPr>
-        <w:t>IoT Device Communication System</w:t>
+        <w:t>Kernel Monitor</w:t>
       </w:r>
       <w:r>
         <w:rPr>
@@ -1233,7 +1233,7 @@
           <w:i w:val="0"/>
           <w:sz w:val="20"/>
         </w:rPr>
-        <w:t xml:space="preserve"> (C++, Raspberry Pi 4, QEMU, Yocto): TCP unicast and UDP multicast framework between a Pi server and emulated clients. </w:t>
+        <w:t xml:space="preserve"> (C, Linux, ARM, QEMU): character device driver that walks the process list under RCU and exports per-task IDs, memory, threads, context switches and CPU time to user space; run on QEMU. </w:t>
       </w:r>
       <w:hyperlink r:id="rId22">
         <w:r>
@@ -1270,7 +1270,7 @@
           <w:i w:val="0"/>
           <w:sz w:val="20"/>
         </w:rPr>
-        <w:t>Operating System Simulator</w:t>
+        <w:t>IoT Device Communication System</w:t>
       </w:r>
       <w:r>
         <w:rPr>
@@ -1279,7 +1279,7 @@
           <w:i w:val="0"/>
           <w:sz w:val="20"/>
         </w:rPr>
-        <w:t xml:space="preserve"> (Java): CLI simulating scheduling, memory management, system calls and locks. </w:t>
+        <w:t xml:space="preserve"> (C++, Yocto): TCP and UDP multicast between a Pi and QEMU clients. </w:t>
       </w:r>
       <w:hyperlink r:id="rId23">
         <w:r>

--- a/Career-Roadmap/CV/cv-systems-rust.docx
+++ b/Career-Roadmap/CV/cv-systems-rust.docx
@@ -706,7 +706,7 @@
           <w:color w:val="4A5568"/>
           <w:sz w:val="19"/>
         </w:rPr>
-        <w:t>Dec 2023 – Jan 2024</w:t>
+        <w:t>Dec 2024 – Jan 2025</w:t>
       </w:r>
     </w:p>
     <w:p>
